--- a/eng/docx/017.content.docx
+++ b/eng/docx/017.content.docx
@@ -19,7 +19,7 @@
         <w:rPr>
           <w:lang w:val="en_US" w:bidi="en_US"/>
         </w:rPr>
-        <w:t>Resource: Images (SRV)</w:t>
+        <w:t>Resource: Familiarization, Internalization, Articulation (Fia) Images</w:t>
       </w:r>
       <w:r>
         <w:rPr>
@@ -90,7 +90,7 @@
         <w:rPr>
           <w:lang w:val="en_US" w:bidi="en_US"/>
         </w:rPr>
-        <w:t>Images (SRV)</w:t>
+        <w:t>Familiarization, Internalization, Articulation (Fia) Images</w:t>
       </w:r>
     </w:p>
     <w:p>
@@ -128,26 +128,6 @@
           <w:lang w:val="en_US" w:bidi="en_US"/>
         </w:rPr>
         <w:t>Q</w:t>
-      </w:r>
-      <w:r>
-        <w:rPr>
-          <w:lang w:val="en_US" w:bidi="en_US"/>
-        </w:rPr>
-      </w:r>
-    </w:p>
-    <w:p>
-      <w:pPr/>
-      <w:r>
-        <w:rPr>
-          <w:lang w:val="en_US" w:bidi="en_US"/>
-        </w:rPr>
-      </w:r>
-      <w:r>
-        <w:rPr>
-          <w:i/>
-          <w:lang w:val="en_US" w:bidi="en_US"/>
-        </w:rPr>
-        <w:t>Quail, Quail</w:t>
       </w:r>
       <w:r>
         <w:rPr>
@@ -228,6 +208,11 @@
         </w:rPr>
         <w:t>Image Content</w:t>
       </w:r>
+      <w:r>
+        <w:rPr>
+          <w:lang w:val="en_US" w:bidi="en_US"/>
+        </w:rPr>
+      </w:r>
     </w:p>
     <w:p>
       <w:pPr/>
@@ -238,11 +223,39 @@
       </w:r>
     </w:p>
     <w:p>
-      <w:r/>
-    </w:p>
-    <w:p>
       <w:r>
-        <w:t>&lt;image: https://cdn.aquifer.bible/aquifer-content/resources/FIAImages/quail.jpg&gt;</w:t>
+        <w:drawing>
+          <wp:inline xmlns:a="http://schemas.openxmlformats.org/drawingml/2006/main" xmlns:pic="http://schemas.openxmlformats.org/drawingml/2006/picture">
+            <wp:extent cx="6096000" cy="4590288"/>
+            <wp:docPr id="1" name="Picture 1"/>
+            <wp:cNvGraphicFramePr>
+              <a:graphicFrameLocks noChangeAspect="1"/>
+            </wp:cNvGraphicFramePr>
+            <a:graphic>
+              <a:graphicData uri="http://schemas.openxmlformats.org/drawingml/2006/picture">
+                <pic:pic>
+                  <pic:nvPicPr>
+                    <pic:cNvPr id="0" name="image.jpg"/>
+                    <pic:cNvPicPr/>
+                  </pic:nvPicPr>
+                  <pic:blipFill>
+                    <a:blip r:embed="rId13"/>
+                    <a:stretch>
+                      <a:fillRect/>
+                    </a:stretch>
+                  </pic:blipFill>
+                  <pic:spPr>
+                    <a:xfrm>
+                      <a:off x="0" y="0"/>
+                      <a:ext cx="6096000" cy="4590288"/>
+                    </a:xfrm>
+                    <a:prstGeom prst="rect"/>
+                  </pic:spPr>
+                </pic:pic>
+              </a:graphicData>
+            </a:graphic>
+          </wp:inline>
+        </w:drawing>
       </w:r>
     </w:p>
     <w:p>
@@ -252,7 +265,7 @@
           <w:lang w:val="en_US" w:bidi="en_US"/>
         </w:rPr>
       </w:r>
-      <w:hyperlink r:id="rId13">
+      <w:hyperlink r:id="rId14">
         <w:r>
           <w:rPr>
             <w:lang w:val="en_US" w:bidi="en_US"/>
@@ -309,6 +322,11 @@
         </w:rPr>
         <w:t>Image Content</w:t>
       </w:r>
+      <w:r>
+        <w:rPr>
+          <w:lang w:val="en_US" w:bidi="en_US"/>
+        </w:rPr>
+      </w:r>
     </w:p>
     <w:p>
       <w:pPr/>
@@ -319,11 +337,39 @@
       </w:r>
     </w:p>
     <w:p>
-      <w:r/>
-    </w:p>
-    <w:p>
       <w:r>
-        <w:t>&lt;image: https://cdn.aquifer.bible/aquifer-content/resources/FIAImages/quail-holding.jpg&gt;</w:t>
+        <w:drawing>
+          <wp:inline xmlns:a="http://schemas.openxmlformats.org/drawingml/2006/main" xmlns:pic="http://schemas.openxmlformats.org/drawingml/2006/picture">
+            <wp:extent cx="6096000" cy="4572000"/>
+            <wp:docPr id="2" name="Picture 2"/>
+            <wp:cNvGraphicFramePr>
+              <a:graphicFrameLocks noChangeAspect="1"/>
+            </wp:cNvGraphicFramePr>
+            <a:graphic>
+              <a:graphicData uri="http://schemas.openxmlformats.org/drawingml/2006/picture">
+                <pic:pic>
+                  <pic:nvPicPr>
+                    <pic:cNvPr id="0" name="image.jpg"/>
+                    <pic:cNvPicPr/>
+                  </pic:nvPicPr>
+                  <pic:blipFill>
+                    <a:blip r:embed="rId15"/>
+                    <a:stretch>
+                      <a:fillRect/>
+                    </a:stretch>
+                  </pic:blipFill>
+                  <pic:spPr>
+                    <a:xfrm>
+                      <a:off x="0" y="0"/>
+                      <a:ext cx="6096000" cy="4572000"/>
+                    </a:xfrm>
+                    <a:prstGeom prst="rect"/>
+                  </pic:spPr>
+                </pic:pic>
+              </a:graphicData>
+            </a:graphic>
+          </wp:inline>
+        </w:drawing>
       </w:r>
     </w:p>
     <w:p>
@@ -333,7 +379,7 @@
           <w:lang w:val="en_US" w:bidi="en_US"/>
         </w:rPr>
       </w:r>
-      <w:hyperlink r:id="rId14">
+      <w:hyperlink r:id="rId16">
         <w:r>
           <w:rPr>
             <w:lang w:val="en_US" w:bidi="en_US"/>
